--- a/docs/ТЗ.docx
+++ b/docs/ТЗ.docx
@@ -199,13 +199,7 @@
         <w:rPr>
           <w:u w:val="single"/>
         </w:rPr>
-        <w:t xml:space="preserve">информационной системы для </w:t>
-      </w:r>
-      <w:r>
-        <w:rPr>
-          <w:u w:val="single"/>
-        </w:rPr>
-        <w:t>детской библиотеки</w:t>
+        <w:t>системы автоматизированной проверки оформления учебных документов</w:t>
       </w:r>
     </w:p>
     <w:p/>
@@ -489,8 +483,6 @@
         <w:lastRenderedPageBreak/>
         <w:t>Содержание</w:t>
       </w:r>
-      <w:bookmarkStart w:id="0" w:name="_GoBack"/>
-      <w:bookmarkEnd w:id="0"/>
     </w:p>
     <w:sdt>
       <w:sdtPr>
@@ -4027,19 +4019,35 @@
         <w:pStyle w:val="1"/>
         <w:ind w:left="0" w:firstLine="851"/>
       </w:pPr>
+      <w:bookmarkStart w:id="0" w:name="_Toc241088237"/>
       <w:bookmarkStart w:id="1" w:name="_Toc74526610"/>
       <w:bookmarkStart w:id="2" w:name="_Toc128474254"/>
-      <w:bookmarkStart w:id="3" w:name="_Toc241088237"/>
       <w:r>
         <w:lastRenderedPageBreak/>
         <w:t>Общие сведения</w:t>
       </w:r>
-      <w:bookmarkEnd w:id="3"/>
-    </w:p>
-    <w:p>
-      <w:bookmarkStart w:id="4" w:name="_Hlk190501410"/>
-      <w:r>
-        <w:t>В данном разделе настоящего технического задания описываются основные сведения о разработке информационной системы для детской библиотеки.</w:t>
+      <w:bookmarkEnd w:id="0"/>
+    </w:p>
+    <w:p>
+      <w:bookmarkStart w:id="3" w:name="_Hlk190501410"/>
+      <w:r>
+        <w:t xml:space="preserve">В данном разделе настоящего технического задания описываются основные сведения о разработке информационной системы для </w:t>
+      </w:r>
+      <w:proofErr w:type="spellStart"/>
+      <w:r>
+        <w:t>ы</w:t>
+      </w:r>
+      <w:bookmarkStart w:id="4" w:name="_GoBack"/>
+      <w:bookmarkEnd w:id="4"/>
+      <w:r>
+        <w:t>автоматизированной</w:t>
+      </w:r>
+      <w:proofErr w:type="spellEnd"/>
+      <w:r>
+        <w:t xml:space="preserve"> проверки оформления учебных документов</w:t>
+      </w:r>
+      <w:r>
+        <w:t>.</w:t>
       </w:r>
     </w:p>
     <w:p>
@@ -4059,14 +4067,19 @@
       </w:r>
       <w:bookmarkEnd w:id="5"/>
     </w:p>
-    <w:bookmarkEnd w:id="4"/>
+    <w:bookmarkEnd w:id="3"/>
     <w:p>
       <w:r>
         <w:t>Наименованием данной разработки является «</w:t>
       </w:r>
       <w:r>
-        <w:t>Система автоматизированной проверки оформления учебных документов</w:t>
-      </w:r>
+        <w:t xml:space="preserve">Система </w:t>
+      </w:r>
+      <w:bookmarkStart w:id="6" w:name="_Hlk241956574"/>
+      <w:r>
+        <w:t>автоматизированной проверки оформления учебных документов</w:t>
+      </w:r>
+      <w:bookmarkEnd w:id="6"/>
       <w:r>
         <w:t>».</w:t>
       </w:r>
@@ -4088,17 +4101,17 @@
         <w:pStyle w:val="2"/>
         <w:ind w:left="0" w:firstLine="851"/>
       </w:pPr>
-      <w:bookmarkStart w:id="6" w:name="_Toc241088239"/>
+      <w:bookmarkStart w:id="7" w:name="_Toc241088239"/>
       <w:r>
         <w:t>Наименование организации-заказчика и организации-разработчика</w:t>
       </w:r>
-      <w:bookmarkEnd w:id="6"/>
+      <w:bookmarkEnd w:id="7"/>
     </w:p>
     <w:p>
       <w:r>
         <w:t xml:space="preserve">Исполнителем настоящей работы является студент, </w:t>
       </w:r>
-      <w:bookmarkStart w:id="7" w:name="_Hlk189557002"/>
+      <w:bookmarkStart w:id="8" w:name="_Hlk189557002"/>
       <w:r>
         <w:t xml:space="preserve">ФГБОУ ВО «Вятского государственного университета» «Колледжа </w:t>
       </w:r>
@@ -4110,7 +4123,7 @@
       <w:r>
         <w:t>»</w:t>
       </w:r>
-      <w:bookmarkEnd w:id="7"/>
+      <w:bookmarkEnd w:id="8"/>
       <w:r>
         <w:t>, группы ИСП-402-52-00, Комарова В.А.</w:t>
       </w:r>
@@ -4189,11 +4202,11 @@
         <w:pStyle w:val="2"/>
         <w:ind w:left="0" w:firstLine="851"/>
       </w:pPr>
-      <w:bookmarkStart w:id="8" w:name="_Toc241088240"/>
+      <w:bookmarkStart w:id="9" w:name="_Toc241088240"/>
       <w:r>
         <w:t>Перечень документов, на основании которых создаётся АС</w:t>
       </w:r>
-      <w:bookmarkEnd w:id="8"/>
+      <w:bookmarkEnd w:id="9"/>
     </w:p>
     <w:p>
       <w:r>
@@ -4205,11 +4218,11 @@
         <w:pStyle w:val="2"/>
         <w:ind w:left="0" w:firstLine="851"/>
       </w:pPr>
-      <w:bookmarkStart w:id="9" w:name="_Toc241088241"/>
+      <w:bookmarkStart w:id="10" w:name="_Toc241088241"/>
       <w:r>
         <w:t>Плановые сроки начала и окончания работ по созданию АС</w:t>
       </w:r>
-      <w:bookmarkEnd w:id="9"/>
+      <w:bookmarkEnd w:id="10"/>
     </w:p>
     <w:p>
       <w:r>
@@ -4275,7 +4288,7 @@
         <w:pStyle w:val="1"/>
         <w:ind w:left="0" w:firstLine="851"/>
       </w:pPr>
-      <w:bookmarkStart w:id="10" w:name="_Toc241088242"/>
+      <w:bookmarkStart w:id="11" w:name="_Toc241088242"/>
       <w:r>
         <w:lastRenderedPageBreak/>
         <w:t>Цели и назначение создания</w:t>
@@ -4289,7 +4302,7 @@
       <w:r>
         <w:t xml:space="preserve"> системы</w:t>
       </w:r>
-      <w:bookmarkEnd w:id="10"/>
+      <w:bookmarkEnd w:id="11"/>
     </w:p>
     <w:p>
       <w:r>
@@ -4301,14 +4314,14 @@
         <w:pStyle w:val="2"/>
         <w:ind w:left="0" w:firstLine="851"/>
       </w:pPr>
-      <w:bookmarkStart w:id="11" w:name="_Toc241088243"/>
+      <w:bookmarkStart w:id="12" w:name="_Toc241088243"/>
       <w:r>
         <w:t>Ц</w:t>
       </w:r>
       <w:r>
         <w:t>ели создания АС</w:t>
       </w:r>
-      <w:bookmarkEnd w:id="11"/>
+      <w:bookmarkEnd w:id="12"/>
     </w:p>
     <w:p>
       <w:r>
@@ -4442,14 +4455,14 @@
         <w:pStyle w:val="2"/>
         <w:ind w:left="0" w:firstLine="851"/>
       </w:pPr>
-      <w:bookmarkStart w:id="12" w:name="_Toc241088244"/>
+      <w:bookmarkStart w:id="13" w:name="_Toc241088244"/>
       <w:r>
         <w:t xml:space="preserve">Назначение </w:t>
       </w:r>
       <w:r>
         <w:t>АС</w:t>
       </w:r>
-      <w:bookmarkEnd w:id="12"/>
+      <w:bookmarkEnd w:id="13"/>
     </w:p>
     <w:p>
       <w:r>
@@ -4495,12 +4508,12 @@
         <w:pStyle w:val="1"/>
         <w:ind w:left="0" w:firstLine="709"/>
       </w:pPr>
-      <w:bookmarkStart w:id="13" w:name="_Toc241088245"/>
+      <w:bookmarkStart w:id="14" w:name="_Toc241088245"/>
       <w:r>
         <w:lastRenderedPageBreak/>
         <w:t>Характеристика объекта автоматизации</w:t>
       </w:r>
-      <w:bookmarkEnd w:id="13"/>
+      <w:bookmarkEnd w:id="14"/>
     </w:p>
     <w:p>
       <w:r>
@@ -4512,14 +4525,14 @@
         <w:pStyle w:val="2"/>
         <w:ind w:left="0" w:firstLine="851"/>
       </w:pPr>
-      <w:bookmarkStart w:id="14" w:name="_Toc241088246"/>
+      <w:bookmarkStart w:id="15" w:name="_Toc241088246"/>
       <w:r>
         <w:t>Общие сведения об объекте</w:t>
       </w:r>
       <w:r>
         <w:t xml:space="preserve"> автоматизации</w:t>
       </w:r>
-      <w:bookmarkEnd w:id="14"/>
+      <w:bookmarkEnd w:id="15"/>
     </w:p>
     <w:p>
       <w:r>
@@ -4556,11 +4569,11 @@
         <w:pStyle w:val="2"/>
         <w:ind w:left="0" w:firstLine="851"/>
       </w:pPr>
-      <w:bookmarkStart w:id="15" w:name="_Toc241088247"/>
+      <w:bookmarkStart w:id="16" w:name="_Toc241088247"/>
       <w:r>
         <w:t>Сведения об условиях эксплуатации объекта автоматизации и характеристиках окружающей среды</w:t>
       </w:r>
-      <w:bookmarkEnd w:id="15"/>
+      <w:bookmarkEnd w:id="16"/>
     </w:p>
     <w:p>
       <w:r>
@@ -4582,12 +4595,12 @@
         <w:pStyle w:val="1"/>
         <w:ind w:left="0" w:firstLine="851"/>
       </w:pPr>
-      <w:bookmarkStart w:id="16" w:name="_Toc241088248"/>
+      <w:bookmarkStart w:id="17" w:name="_Toc241088248"/>
       <w:r>
         <w:lastRenderedPageBreak/>
         <w:t>Требования к автоматизированной системе</w:t>
       </w:r>
-      <w:bookmarkEnd w:id="16"/>
+      <w:bookmarkEnd w:id="17"/>
     </w:p>
     <w:p>
       <w:r>
@@ -4605,11 +4618,11 @@
         <w:pStyle w:val="2"/>
         <w:ind w:left="0" w:firstLine="851"/>
       </w:pPr>
-      <w:bookmarkStart w:id="17" w:name="_Toc241088249"/>
+      <w:bookmarkStart w:id="18" w:name="_Toc241088249"/>
       <w:r>
         <w:t>Требования к структуре АС в целом</w:t>
       </w:r>
-      <w:bookmarkEnd w:id="17"/>
+      <w:bookmarkEnd w:id="18"/>
     </w:p>
     <w:p>
       <w:r>
@@ -4625,11 +4638,11 @@
         </w:tabs>
         <w:ind w:left="0" w:firstLine="851"/>
       </w:pPr>
-      <w:bookmarkStart w:id="18" w:name="_Toc241088250"/>
+      <w:bookmarkStart w:id="19" w:name="_Toc241088250"/>
       <w:r>
         <w:t>Перечень подсистем</w:t>
       </w:r>
-      <w:bookmarkEnd w:id="18"/>
+      <w:bookmarkEnd w:id="19"/>
     </w:p>
     <w:p>
       <w:r>
@@ -4765,14 +4778,14 @@
         </w:tabs>
         <w:ind w:left="0" w:firstLine="851"/>
       </w:pPr>
-      <w:bookmarkStart w:id="19" w:name="_Toc241088251"/>
+      <w:bookmarkStart w:id="20" w:name="_Toc241088251"/>
       <w:r>
         <w:t>Требования</w:t>
       </w:r>
       <w:r>
         <w:t xml:space="preserve"> к способам и средствам обеспечения информационного взаимодействия компонентов АС</w:t>
       </w:r>
-      <w:bookmarkEnd w:id="19"/>
+      <w:bookmarkEnd w:id="20"/>
     </w:p>
     <w:p>
       <w:r>
@@ -4872,14 +4885,14 @@
         </w:tabs>
         <w:ind w:left="0" w:firstLine="851"/>
       </w:pPr>
-      <w:bookmarkStart w:id="20" w:name="_Toc241088252"/>
+      <w:bookmarkStart w:id="21" w:name="_Toc241088252"/>
       <w:r>
         <w:t>Т</w:t>
       </w:r>
       <w:r>
         <w:t>ребования к режимам функционирования АС</w:t>
       </w:r>
-      <w:bookmarkEnd w:id="20"/>
+      <w:bookmarkEnd w:id="21"/>
     </w:p>
     <w:p>
       <w:r>
@@ -4995,14 +5008,14 @@
         </w:tabs>
         <w:ind w:left="0" w:firstLine="851"/>
       </w:pPr>
-      <w:bookmarkStart w:id="21" w:name="_Toc241088253"/>
+      <w:bookmarkStart w:id="22" w:name="_Toc241088253"/>
       <w:r>
         <w:t>Перспективы развития</w:t>
       </w:r>
       <w:r>
         <w:t>, модернизации АС</w:t>
       </w:r>
-      <w:bookmarkEnd w:id="21"/>
+      <w:bookmarkEnd w:id="22"/>
     </w:p>
     <w:p>
       <w:r>
@@ -5056,12 +5069,12 @@
         <w:pStyle w:val="2"/>
         <w:ind w:left="0" w:firstLine="851"/>
       </w:pPr>
-      <w:bookmarkStart w:id="22" w:name="_Toc241088254"/>
+      <w:bookmarkStart w:id="23" w:name="_Toc241088254"/>
       <w:r>
         <w:lastRenderedPageBreak/>
         <w:t>Требования к функциям (задачам), выполняемым АС</w:t>
       </w:r>
-      <w:bookmarkEnd w:id="22"/>
+      <w:bookmarkEnd w:id="23"/>
     </w:p>
     <w:p>
       <w:r>
@@ -5077,11 +5090,11 @@
         </w:tabs>
         <w:ind w:left="0" w:firstLine="851"/>
       </w:pPr>
-      <w:bookmarkStart w:id="23" w:name="_Toc241088255"/>
+      <w:bookmarkStart w:id="24" w:name="_Toc241088255"/>
       <w:r>
         <w:t>Загрузка и анализ документов</w:t>
       </w:r>
-      <w:bookmarkEnd w:id="23"/>
+      <w:bookmarkEnd w:id="24"/>
     </w:p>
     <w:p>
       <w:r>
@@ -5194,11 +5207,11 @@
         </w:tabs>
         <w:ind w:left="0" w:firstLine="851"/>
       </w:pPr>
-      <w:bookmarkStart w:id="24" w:name="_Toc241088256"/>
+      <w:bookmarkStart w:id="25" w:name="_Toc241088256"/>
       <w:r>
         <w:t>Работа с профилями требований</w:t>
       </w:r>
-      <w:bookmarkEnd w:id="24"/>
+      <w:bookmarkEnd w:id="25"/>
     </w:p>
     <w:p>
       <w:r>
@@ -5279,14 +5292,14 @@
         </w:tabs>
         <w:ind w:left="0" w:firstLine="851"/>
       </w:pPr>
-      <w:bookmarkStart w:id="25" w:name="_Toc241088257"/>
+      <w:bookmarkStart w:id="26" w:name="_Toc241088257"/>
       <w:r>
         <w:t>О</w:t>
       </w:r>
       <w:r>
         <w:t>тображение результатов и навигация</w:t>
       </w:r>
-      <w:bookmarkEnd w:id="25"/>
+      <w:bookmarkEnd w:id="26"/>
     </w:p>
     <w:p>
       <w:r>
@@ -5387,22 +5400,6 @@
     </w:p>
     <w:p>
       <w:pPr>
-        <w:pStyle w:val="2"/>
-        <w:ind w:left="0" w:firstLine="851"/>
-      </w:pPr>
-      <w:bookmarkStart w:id="26" w:name="_Toc241088258"/>
-      <w:r>
-        <w:t>Требования к видам обеспечения АС</w:t>
-      </w:r>
-      <w:bookmarkEnd w:id="26"/>
-    </w:p>
-    <w:p>
-      <w:r>
-        <w:t>Данный подраздел содержит требования к видам обеспечения.</w:t>
-      </w:r>
-    </w:p>
-    <w:p>
-      <w:pPr>
         <w:pStyle w:val="3"/>
         <w:tabs>
           <w:tab w:val="clear" w:pos="1701"/>
@@ -5410,11 +5407,138 @@
         </w:tabs>
         <w:ind w:left="0" w:firstLine="851"/>
       </w:pPr>
-      <w:bookmarkStart w:id="27" w:name="_Toc241088259"/>
-      <w:r>
+      <w:r>
+        <w:t>Работа без регистрации</w:t>
+      </w:r>
+    </w:p>
+    <w:p>
+      <w:r>
+        <w:t>Система должна предоставлять возможность работы без предварительной регистрации пользователя в гостевом режиме.</w:t>
+      </w:r>
+    </w:p>
+    <w:p>
+      <w:r>
+        <w:t>Гостевой пользователь должен иметь возможность:</w:t>
+      </w:r>
+    </w:p>
+    <w:p>
+      <w:pPr>
+        <w:pStyle w:val="a0"/>
+        <w:numPr>
+          <w:ilvl w:val="0"/>
+          <w:numId w:val="36"/>
+        </w:numPr>
+        <w:ind w:left="0" w:firstLine="851"/>
+      </w:pPr>
+      <w:r>
+        <w:t>загрузить учебный документ в поддерживаемом формате;</w:t>
+      </w:r>
+    </w:p>
+    <w:p>
+      <w:pPr>
+        <w:pStyle w:val="a0"/>
+        <w:numPr>
+          <w:ilvl w:val="0"/>
+          <w:numId w:val="36"/>
+        </w:numPr>
+        <w:ind w:left="0" w:firstLine="851"/>
+      </w:pPr>
+      <w:r>
+        <w:t>выбрать доступный профиль проверки</w:t>
+      </w:r>
+      <w:r>
+        <w:t xml:space="preserve"> или создать новый, который не будет сохранен</w:t>
+      </w:r>
+      <w:r>
+        <w:t>;</w:t>
+      </w:r>
+    </w:p>
+    <w:p>
+      <w:pPr>
+        <w:pStyle w:val="a0"/>
+        <w:numPr>
+          <w:ilvl w:val="0"/>
+          <w:numId w:val="36"/>
+        </w:numPr>
+        <w:ind w:left="0" w:firstLine="851"/>
+      </w:pPr>
+      <w:r>
+        <w:t>запустить автоматическую проверку документа;</w:t>
+      </w:r>
+    </w:p>
+    <w:p>
+      <w:pPr>
+        <w:pStyle w:val="a0"/>
+        <w:numPr>
+          <w:ilvl w:val="0"/>
+          <w:numId w:val="36"/>
+        </w:numPr>
+        <w:ind w:left="0" w:firstLine="851"/>
+      </w:pPr>
+      <w:r>
+        <w:t>просмотреть результаты проверки, включая выявленные нарушения, их местоположение, фактические и требуемые значения;</w:t>
+      </w:r>
+    </w:p>
+    <w:p>
+      <w:pPr>
+        <w:pStyle w:val="a0"/>
+        <w:numPr>
+          <w:ilvl w:val="0"/>
+          <w:numId w:val="36"/>
+        </w:numPr>
+        <w:ind w:left="0" w:firstLine="851"/>
+      </w:pPr>
+      <w:r>
+        <w:t>сформировать отчет по результатам проверки</w:t>
+      </w:r>
+      <w:r>
+        <w:t xml:space="preserve"> и скачать его</w:t>
+      </w:r>
+      <w:r>
+        <w:t>.</w:t>
+      </w:r>
+    </w:p>
+    <w:p>
+      <w:r>
+        <w:t>Для гостевого пользователя не должна требоваться регистрация или авторизация для выполнения указанных операций.</w:t>
+      </w:r>
+    </w:p>
+    <w:p>
+      <w:r>
+        <w:t>Результаты проверки и загруженные документы гостевого пользователя должны храниться временно и удаляться после завершения работы в соответствии с установленными правилами хранения данных.</w:t>
+      </w:r>
+    </w:p>
+    <w:p>
+      <w:pPr>
+        <w:pStyle w:val="2"/>
+        <w:ind w:left="0" w:firstLine="851"/>
+      </w:pPr>
+      <w:bookmarkStart w:id="27" w:name="_Toc241088258"/>
+      <w:r>
+        <w:t>Требования к видам обеспечения АС</w:t>
+      </w:r>
+      <w:bookmarkEnd w:id="27"/>
+    </w:p>
+    <w:p>
+      <w:r>
+        <w:t>Данный подраздел содержит требования к видам обеспечения.</w:t>
+      </w:r>
+    </w:p>
+    <w:p>
+      <w:pPr>
+        <w:pStyle w:val="3"/>
+        <w:tabs>
+          <w:tab w:val="clear" w:pos="1701"/>
+          <w:tab w:val="left" w:pos="1560"/>
+        </w:tabs>
+        <w:ind w:left="0" w:firstLine="851"/>
+      </w:pPr>
+      <w:bookmarkStart w:id="28" w:name="_Toc241088259"/>
+      <w:r>
+        <w:lastRenderedPageBreak/>
         <w:t>Математическое обеспечение</w:t>
       </w:r>
-      <w:bookmarkEnd w:id="27"/>
+      <w:bookmarkEnd w:id="28"/>
     </w:p>
     <w:p>
       <w:r>
@@ -5504,7 +5628,7 @@
           <w:szCs w:val="24"/>
         </w:rPr>
       </w:pPr>
-      <w:bookmarkStart w:id="28" w:name="_Toc241088260"/>
+      <w:bookmarkStart w:id="29" w:name="_Toc241088260"/>
       <w:r>
         <w:rPr>
           <w:rFonts w:eastAsia="Times New Roman"/>
@@ -5512,7 +5636,7 @@
         </w:rPr>
         <w:t>Информационное обеспечение</w:t>
       </w:r>
-      <w:bookmarkEnd w:id="28"/>
+      <w:bookmarkEnd w:id="29"/>
     </w:p>
     <w:p>
       <w:r>
@@ -5542,7 +5666,6 @@
         <w:ind w:left="0" w:firstLine="709"/>
       </w:pPr>
       <w:r>
-        <w:lastRenderedPageBreak/>
         <w:t>данные профилей требований (название, описание, перечень правил, требуемые значения параметров, тип документа);</w:t>
       </w:r>
     </w:p>
@@ -5630,11 +5753,12 @@
         </w:tabs>
         <w:ind w:left="0" w:firstLine="851"/>
       </w:pPr>
-      <w:bookmarkStart w:id="29" w:name="_Toc241088261"/>
-      <w:r>
+      <w:bookmarkStart w:id="30" w:name="_Toc241088261"/>
+      <w:r>
+        <w:lastRenderedPageBreak/>
         <w:t>Лингвистическое обеспечение</w:t>
       </w:r>
-      <w:bookmarkEnd w:id="29"/>
+      <w:bookmarkEnd w:id="30"/>
     </w:p>
     <w:p>
       <w:r>
@@ -5654,7 +5778,7 @@
           <w:szCs w:val="24"/>
         </w:rPr>
       </w:pPr>
-      <w:bookmarkStart w:id="30" w:name="_Toc241088262"/>
+      <w:bookmarkStart w:id="31" w:name="_Toc241088262"/>
       <w:r>
         <w:rPr>
           <w:rFonts w:eastAsia="Times New Roman"/>
@@ -5662,7 +5786,7 @@
         </w:rPr>
         <w:t>Программное обеспечение</w:t>
       </w:r>
-      <w:bookmarkEnd w:id="30"/>
+      <w:bookmarkEnd w:id="31"/>
     </w:p>
     <w:p>
       <w:r>
@@ -5747,7 +5871,7 @@
           <w:szCs w:val="24"/>
         </w:rPr>
       </w:pPr>
-      <w:bookmarkStart w:id="31" w:name="_Toc241088263"/>
+      <w:bookmarkStart w:id="32" w:name="_Toc241088263"/>
       <w:r>
         <w:rPr>
           <w:rFonts w:eastAsia="Times New Roman"/>
@@ -5755,7 +5879,7 @@
         </w:rPr>
         <w:t>Техническое обеспечение</w:t>
       </w:r>
-      <w:bookmarkEnd w:id="31"/>
+      <w:bookmarkEnd w:id="32"/>
     </w:p>
     <w:p>
       <w:r>
@@ -5785,7 +5909,6 @@
         <w:ind w:left="0" w:firstLine="851"/>
       </w:pPr>
       <w:r>
-        <w:lastRenderedPageBreak/>
         <w:t>технические средства пользователя (персональный компьютер или иное устройство с доступом в сеть Интернет и современным веб-браузером).</w:t>
       </w:r>
     </w:p>
@@ -5807,7 +5930,7 @@
           <w:szCs w:val="24"/>
         </w:rPr>
       </w:pPr>
-      <w:bookmarkStart w:id="32" w:name="_Toc241088264"/>
+      <w:bookmarkStart w:id="33" w:name="_Toc241088264"/>
       <w:r>
         <w:rPr>
           <w:rFonts w:eastAsia="Times New Roman"/>
@@ -5815,7 +5938,7 @@
         </w:rPr>
         <w:t>Метрологическое обеспечение</w:t>
       </w:r>
-      <w:bookmarkEnd w:id="32"/>
+      <w:bookmarkEnd w:id="33"/>
     </w:p>
     <w:p>
       <w:r>
@@ -5827,11 +5950,11 @@
         <w:pStyle w:val="2"/>
         <w:ind w:left="0" w:firstLine="851"/>
       </w:pPr>
-      <w:bookmarkStart w:id="33" w:name="_Toc241088265"/>
+      <w:bookmarkStart w:id="34" w:name="_Toc241088265"/>
       <w:r>
         <w:t>Общие технические требования к АС</w:t>
       </w:r>
-      <w:bookmarkEnd w:id="33"/>
+      <w:bookmarkEnd w:id="34"/>
     </w:p>
     <w:p>
       <w:r>
@@ -5847,11 +5970,11 @@
         </w:tabs>
         <w:ind w:left="0" w:firstLine="851"/>
       </w:pPr>
-      <w:bookmarkStart w:id="34" w:name="_Toc241088266"/>
+      <w:bookmarkStart w:id="35" w:name="_Toc241088266"/>
       <w:r>
         <w:t>Требования к показателям назначения</w:t>
       </w:r>
-      <w:bookmarkEnd w:id="34"/>
+      <w:bookmarkEnd w:id="35"/>
     </w:p>
     <w:p>
       <w:r>
@@ -5868,6 +5991,7 @@
         <w:ind w:left="0" w:firstLine="851"/>
       </w:pPr>
       <w:r>
+        <w:lastRenderedPageBreak/>
         <w:t xml:space="preserve">время выполнения автоматической проверки документа объёмом до 50 страниц </w:t>
       </w:r>
       <w:r>
@@ -5937,11 +6061,11 @@
         </w:tabs>
         <w:ind w:left="0" w:firstLine="851"/>
       </w:pPr>
-      <w:bookmarkStart w:id="35" w:name="_Toc241088267"/>
+      <w:bookmarkStart w:id="36" w:name="_Toc241088267"/>
       <w:r>
         <w:t>Требования к надёжности</w:t>
       </w:r>
-      <w:bookmarkEnd w:id="35"/>
+      <w:bookmarkEnd w:id="36"/>
     </w:p>
     <w:p>
       <w:r>
@@ -6004,7 +6128,7 @@
         </w:tabs>
         <w:ind w:left="0" w:firstLine="851"/>
       </w:pPr>
-      <w:bookmarkStart w:id="36" w:name="_Toc241088268"/>
+      <w:bookmarkStart w:id="37" w:name="_Toc241088268"/>
       <w:r>
         <w:t xml:space="preserve">Требования </w:t>
       </w:r>
@@ -6014,7 +6138,7 @@
       <w:r>
         <w:t xml:space="preserve"> безопасности</w:t>
       </w:r>
-      <w:bookmarkEnd w:id="36"/>
+      <w:bookmarkEnd w:id="37"/>
     </w:p>
     <w:p>
       <w:r>
@@ -6031,7 +6155,6 @@
         <w:ind w:left="0" w:firstLine="851"/>
       </w:pPr>
       <w:r>
-        <w:lastRenderedPageBreak/>
         <w:t>разграничение доступа пользователей к данным (каждый пользователь должен иметь доступ только к своим документам, результатам проверок и профилям требований);</w:t>
       </w:r>
     </w:p>
@@ -6109,11 +6232,12 @@
         </w:tabs>
         <w:ind w:left="0" w:firstLine="851"/>
       </w:pPr>
-      <w:bookmarkStart w:id="37" w:name="_Toc241088269"/>
-      <w:r>
+      <w:bookmarkStart w:id="38" w:name="_Toc241088269"/>
+      <w:r>
+        <w:lastRenderedPageBreak/>
         <w:t>Требования к патентной чистоте</w:t>
       </w:r>
-      <w:bookmarkEnd w:id="37"/>
+      <w:bookmarkEnd w:id="38"/>
     </w:p>
     <w:p>
       <w:r>
@@ -6129,11 +6253,11 @@
         </w:tabs>
         <w:ind w:left="0" w:firstLine="851"/>
       </w:pPr>
-      <w:bookmarkStart w:id="38" w:name="_Toc241088270"/>
+      <w:bookmarkStart w:id="39" w:name="_Toc241088270"/>
       <w:r>
         <w:t>Требования к пользовательскому интерфейсу / эргономике</w:t>
       </w:r>
-      <w:bookmarkEnd w:id="38"/>
+      <w:bookmarkEnd w:id="39"/>
     </w:p>
     <w:p>
       <w:r>
@@ -6236,7 +6360,6 @@
         <w:ind w:firstLine="709"/>
       </w:pPr>
       <w:r>
-        <w:lastRenderedPageBreak/>
         <w:t>Прототипы основных экранных форм системы приведены ниже.</w:t>
       </w:r>
     </w:p>
@@ -6269,6 +6392,7 @@
         <w:rPr>
           <w:noProof/>
         </w:rPr>
+        <w:lastRenderedPageBreak/>
         <w:drawing>
           <wp:inline distT="0" distB="0" distL="0" distR="0" wp14:anchorId="01667D75" wp14:editId="4E816400">
             <wp:extent cx="6480175" cy="4737100"/>
@@ -6415,10 +6539,7 @@
         <w:t xml:space="preserve">ссылка «Забыли пароль?» </w:t>
       </w:r>
       <w:r>
-        <w:t>–</w:t>
-      </w:r>
-      <w:r>
-        <w:t xml:space="preserve"> </w:t>
+        <w:t xml:space="preserve">– </w:t>
       </w:r>
       <w:r>
         <w:t>должна открывать форму сброса пароля;</w:t>
@@ -7318,12 +7439,12 @@
         <w:pStyle w:val="1"/>
         <w:ind w:left="0" w:firstLine="851"/>
       </w:pPr>
-      <w:bookmarkStart w:id="39" w:name="_Toc241088271"/>
+      <w:bookmarkStart w:id="40" w:name="_Toc241088271"/>
       <w:r>
         <w:lastRenderedPageBreak/>
         <w:t>Состав и содержание работ</w:t>
       </w:r>
-      <w:bookmarkEnd w:id="39"/>
+      <w:bookmarkEnd w:id="40"/>
     </w:p>
     <w:p>
       <w:r>
@@ -8162,7 +8283,7 @@
         <w:pStyle w:val="1"/>
         <w:ind w:left="0" w:firstLine="851"/>
       </w:pPr>
-      <w:bookmarkStart w:id="40" w:name="_Toc241088272"/>
+      <w:bookmarkStart w:id="41" w:name="_Toc241088272"/>
       <w:r>
         <w:lastRenderedPageBreak/>
         <w:t>Порядок разработки</w:t>
@@ -8173,7 +8294,7 @@
       <w:r>
         <w:t xml:space="preserve"> системы</w:t>
       </w:r>
-      <w:bookmarkEnd w:id="40"/>
+      <w:bookmarkEnd w:id="41"/>
     </w:p>
     <w:p>
       <w:r>
@@ -8185,11 +8306,11 @@
         <w:pStyle w:val="2"/>
         <w:ind w:left="0" w:firstLine="851"/>
       </w:pPr>
-      <w:bookmarkStart w:id="41" w:name="_Toc241088273"/>
+      <w:bookmarkStart w:id="42" w:name="_Toc241088273"/>
       <w:r>
         <w:t>Порядок организации разработки АС</w:t>
       </w:r>
-      <w:bookmarkEnd w:id="41"/>
+      <w:bookmarkEnd w:id="42"/>
     </w:p>
     <w:p>
       <w:r>
@@ -8286,11 +8407,11 @@
         <w:pStyle w:val="2"/>
         <w:ind w:left="0" w:firstLine="851"/>
       </w:pPr>
-      <w:bookmarkStart w:id="42" w:name="_Toc241088274"/>
+      <w:bookmarkStart w:id="43" w:name="_Toc241088274"/>
       <w:r>
         <w:t>Перечень документов и исходных данных для разработки АС</w:t>
       </w:r>
-      <w:bookmarkEnd w:id="42"/>
+      <w:bookmarkEnd w:id="43"/>
     </w:p>
     <w:p>
       <w:r>
@@ -8305,11 +8426,11 @@
         <w:pStyle w:val="2"/>
         <w:ind w:left="0" w:firstLine="851"/>
       </w:pPr>
-      <w:bookmarkStart w:id="43" w:name="_Toc241088275"/>
+      <w:bookmarkStart w:id="44" w:name="_Toc241088275"/>
       <w:r>
         <w:t>Перечень документов, предъявляемых по окончании соответствующих этапов работ</w:t>
       </w:r>
-      <w:bookmarkEnd w:id="43"/>
+      <w:bookmarkEnd w:id="44"/>
     </w:p>
     <w:p>
       <w:r>
@@ -8330,11 +8451,11 @@
         <w:pStyle w:val="2"/>
         <w:ind w:left="0" w:firstLine="851"/>
       </w:pPr>
-      <w:bookmarkStart w:id="44" w:name="_Toc241088276"/>
+      <w:bookmarkStart w:id="45" w:name="_Toc241088276"/>
       <w:r>
         <w:t>Перечень макетов (прототипов)</w:t>
       </w:r>
-      <w:bookmarkEnd w:id="44"/>
+      <w:bookmarkEnd w:id="45"/>
     </w:p>
     <w:p>
       <w:r>
@@ -8451,12 +8572,12 @@
         </w:tabs>
         <w:ind w:left="0" w:firstLine="851"/>
       </w:pPr>
-      <w:bookmarkStart w:id="45" w:name="_Toc241088277"/>
+      <w:bookmarkStart w:id="46" w:name="_Toc241088277"/>
       <w:r>
         <w:lastRenderedPageBreak/>
         <w:t>Порядок контроля и приемки</w:t>
       </w:r>
-      <w:bookmarkEnd w:id="45"/>
+      <w:bookmarkEnd w:id="46"/>
       <w:r>
         <w:t xml:space="preserve"> </w:t>
       </w:r>
@@ -8471,14 +8592,14 @@
         <w:pStyle w:val="2"/>
         <w:ind w:left="0" w:firstLine="851"/>
       </w:pPr>
-      <w:bookmarkStart w:id="46" w:name="_Toc241088278"/>
+      <w:bookmarkStart w:id="47" w:name="_Toc241088278"/>
       <w:r>
         <w:t>В</w:t>
       </w:r>
       <w:r>
         <w:t>иды, состав и методы испытаний АС и ее составных частей</w:t>
       </w:r>
-      <w:bookmarkEnd w:id="46"/>
+      <w:bookmarkEnd w:id="47"/>
     </w:p>
     <w:p>
       <w:r>
@@ -8660,14 +8781,14 @@
         <w:pStyle w:val="2"/>
         <w:ind w:left="0" w:firstLine="851"/>
       </w:pPr>
-      <w:bookmarkStart w:id="47" w:name="_Toc241088279"/>
+      <w:bookmarkStart w:id="48" w:name="_Toc241088279"/>
       <w:r>
         <w:t>О</w:t>
       </w:r>
       <w:r>
         <w:t>бщие требования к приемке работ, порядок согласования и утверждения приемочной документации</w:t>
       </w:r>
-      <w:bookmarkEnd w:id="47"/>
+      <w:bookmarkEnd w:id="48"/>
     </w:p>
     <w:p>
       <w:r>
@@ -8691,12 +8812,12 @@
         <w:ind w:left="0" w:firstLine="851"/>
         <w:jc w:val="both"/>
       </w:pPr>
-      <w:bookmarkStart w:id="48" w:name="_Toc241088280"/>
+      <w:bookmarkStart w:id="49" w:name="_Toc241088280"/>
       <w:r>
         <w:lastRenderedPageBreak/>
         <w:t>Требования к составу и содержанию работ по подготовке объекта автоматизации к вводу автоматизированной системы в действие</w:t>
       </w:r>
-      <w:bookmarkEnd w:id="48"/>
+      <w:bookmarkEnd w:id="49"/>
     </w:p>
     <w:p>
       <w:r>
@@ -8724,14 +8845,14 @@
         <w:pStyle w:val="1"/>
         <w:ind w:left="0" w:firstLine="851"/>
       </w:pPr>
-      <w:bookmarkStart w:id="49" w:name="_Toc241088281"/>
+      <w:bookmarkStart w:id="50" w:name="_Toc241088281"/>
       <w:r>
         <w:lastRenderedPageBreak/>
         <w:t>Требования к документированию</w:t>
       </w:r>
       <w:bookmarkEnd w:id="1"/>
       <w:bookmarkEnd w:id="2"/>
-      <w:bookmarkEnd w:id="49"/>
+      <w:bookmarkEnd w:id="50"/>
     </w:p>
     <w:p>
       <w:r>
@@ -8815,12 +8936,12 @@
         <w:pStyle w:val="1"/>
         <w:ind w:left="0" w:firstLine="844"/>
       </w:pPr>
-      <w:bookmarkStart w:id="50" w:name="_Toc241088282"/>
+      <w:bookmarkStart w:id="51" w:name="_Toc241088282"/>
       <w:r>
         <w:lastRenderedPageBreak/>
         <w:t>Источники разработки</w:t>
       </w:r>
-      <w:bookmarkEnd w:id="50"/>
+      <w:bookmarkEnd w:id="51"/>
     </w:p>
     <w:p>
       <w:r>
@@ -8841,13 +8962,7 @@
         <w:ind w:left="0" w:firstLine="851"/>
       </w:pPr>
       <w:r>
-        <w:t>ГОСТ 34.602</w:t>
-      </w:r>
-      <w:r>
-        <w:t>-</w:t>
-      </w:r>
-      <w:r>
-        <w:t>2020 «Информационные технологии. Комплекс стандартов на автоматизированные системы. Техническое задание на создание автоматизированной системы»;</w:t>
+        <w:t>ГОСТ 34.602-2020 «Информационные технологии. Комплекс стандартов на автоматизированные системы. Техническое задание на создание автоматизированной системы»;</w:t>
       </w:r>
     </w:p>
     <w:p>
@@ -8881,10 +8996,7 @@
         <w:ind w:left="0" w:firstLine="851"/>
       </w:pPr>
       <w:r>
-        <w:t>материалы предпроектного обследования</w:t>
-      </w:r>
-      <w:r>
-        <w:t>.</w:t>
+        <w:t>материалы предпроектного обследования.</w:t>
       </w:r>
     </w:p>
     <w:p>
@@ -11949,6 +12061,119 @@
     </w:lvl>
   </w:abstractNum>
   <w:abstractNum w:abstractNumId="27" w15:restartNumberingAfterBreak="0">
+    <w:nsid w:val="5C655020"/>
+    <w:multiLevelType w:val="hybridMultilevel"/>
+    <w:tmpl w:val="531CEAD8"/>
+    <w:lvl w:ilvl="0" w:tplc="EAA66E1E">
+      <w:start w:val="1"/>
+      <w:numFmt w:val="bullet"/>
+      <w:lvlText w:val=""/>
+      <w:lvlJc w:val="left"/>
+      <w:pPr>
+        <w:ind w:left="1571" w:hanging="360"/>
+      </w:pPr>
+      <w:rPr>
+        <w:rFonts w:ascii="Symbol" w:hAnsi="Symbol" w:hint="default"/>
+      </w:rPr>
+    </w:lvl>
+    <w:lvl w:ilvl="1" w:tplc="04190003" w:tentative="1">
+      <w:start w:val="1"/>
+      <w:numFmt w:val="bullet"/>
+      <w:lvlText w:val="o"/>
+      <w:lvlJc w:val="left"/>
+      <w:pPr>
+        <w:ind w:left="2291" w:hanging="360"/>
+      </w:pPr>
+      <w:rPr>
+        <w:rFonts w:ascii="Courier New" w:hAnsi="Courier New" w:cs="Courier New" w:hint="default"/>
+      </w:rPr>
+    </w:lvl>
+    <w:lvl w:ilvl="2" w:tplc="04190005" w:tentative="1">
+      <w:start w:val="1"/>
+      <w:numFmt w:val="bullet"/>
+      <w:lvlText w:val=""/>
+      <w:lvlJc w:val="left"/>
+      <w:pPr>
+        <w:ind w:left="3011" w:hanging="360"/>
+      </w:pPr>
+      <w:rPr>
+        <w:rFonts w:ascii="Wingdings" w:hAnsi="Wingdings" w:hint="default"/>
+      </w:rPr>
+    </w:lvl>
+    <w:lvl w:ilvl="3" w:tplc="04190001" w:tentative="1">
+      <w:start w:val="1"/>
+      <w:numFmt w:val="bullet"/>
+      <w:lvlText w:val=""/>
+      <w:lvlJc w:val="left"/>
+      <w:pPr>
+        <w:ind w:left="3731" w:hanging="360"/>
+      </w:pPr>
+      <w:rPr>
+        <w:rFonts w:ascii="Symbol" w:hAnsi="Symbol" w:hint="default"/>
+      </w:rPr>
+    </w:lvl>
+    <w:lvl w:ilvl="4" w:tplc="04190003" w:tentative="1">
+      <w:start w:val="1"/>
+      <w:numFmt w:val="bullet"/>
+      <w:lvlText w:val="o"/>
+      <w:lvlJc w:val="left"/>
+      <w:pPr>
+        <w:ind w:left="4451" w:hanging="360"/>
+      </w:pPr>
+      <w:rPr>
+        <w:rFonts w:ascii="Courier New" w:hAnsi="Courier New" w:cs="Courier New" w:hint="default"/>
+      </w:rPr>
+    </w:lvl>
+    <w:lvl w:ilvl="5" w:tplc="04190005" w:tentative="1">
+      <w:start w:val="1"/>
+      <w:numFmt w:val="bullet"/>
+      <w:lvlText w:val=""/>
+      <w:lvlJc w:val="left"/>
+      <w:pPr>
+        <w:ind w:left="5171" w:hanging="360"/>
+      </w:pPr>
+      <w:rPr>
+        <w:rFonts w:ascii="Wingdings" w:hAnsi="Wingdings" w:hint="default"/>
+      </w:rPr>
+    </w:lvl>
+    <w:lvl w:ilvl="6" w:tplc="04190001" w:tentative="1">
+      <w:start w:val="1"/>
+      <w:numFmt w:val="bullet"/>
+      <w:lvlText w:val=""/>
+      <w:lvlJc w:val="left"/>
+      <w:pPr>
+        <w:ind w:left="5891" w:hanging="360"/>
+      </w:pPr>
+      <w:rPr>
+        <w:rFonts w:ascii="Symbol" w:hAnsi="Symbol" w:hint="default"/>
+      </w:rPr>
+    </w:lvl>
+    <w:lvl w:ilvl="7" w:tplc="04190003" w:tentative="1">
+      <w:start w:val="1"/>
+      <w:numFmt w:val="bullet"/>
+      <w:lvlText w:val="o"/>
+      <w:lvlJc w:val="left"/>
+      <w:pPr>
+        <w:ind w:left="6611" w:hanging="360"/>
+      </w:pPr>
+      <w:rPr>
+        <w:rFonts w:ascii="Courier New" w:hAnsi="Courier New" w:cs="Courier New" w:hint="default"/>
+      </w:rPr>
+    </w:lvl>
+    <w:lvl w:ilvl="8" w:tplc="04190005" w:tentative="1">
+      <w:start w:val="1"/>
+      <w:numFmt w:val="bullet"/>
+      <w:lvlText w:val=""/>
+      <w:lvlJc w:val="left"/>
+      <w:pPr>
+        <w:ind w:left="7331" w:hanging="360"/>
+      </w:pPr>
+      <w:rPr>
+        <w:rFonts w:ascii="Wingdings" w:hAnsi="Wingdings" w:hint="default"/>
+      </w:rPr>
+    </w:lvl>
+  </w:abstractNum>
+  <w:abstractNum w:abstractNumId="28" w15:restartNumberingAfterBreak="0">
     <w:nsid w:val="5EDA1CE2"/>
     <w:multiLevelType w:val="hybridMultilevel"/>
     <w:tmpl w:val="8194A0E4"/>
@@ -12061,7 +12286,7 @@
       </w:rPr>
     </w:lvl>
   </w:abstractNum>
-  <w:abstractNum w:abstractNumId="28" w15:restartNumberingAfterBreak="0">
+  <w:abstractNum w:abstractNumId="29" w15:restartNumberingAfterBreak="0">
     <w:nsid w:val="5EF071B8"/>
     <w:multiLevelType w:val="hybridMultilevel"/>
     <w:tmpl w:val="EDC895CE"/>
@@ -12174,7 +12399,7 @@
       </w:rPr>
     </w:lvl>
   </w:abstractNum>
-  <w:abstractNum w:abstractNumId="29" w15:restartNumberingAfterBreak="0">
+  <w:abstractNum w:abstractNumId="30" w15:restartNumberingAfterBreak="0">
     <w:nsid w:val="60557900"/>
     <w:multiLevelType w:val="hybridMultilevel"/>
     <w:tmpl w:val="A7AE40B0"/>
@@ -12287,7 +12512,7 @@
       </w:rPr>
     </w:lvl>
   </w:abstractNum>
-  <w:abstractNum w:abstractNumId="30" w15:restartNumberingAfterBreak="0">
+  <w:abstractNum w:abstractNumId="31" w15:restartNumberingAfterBreak="0">
     <w:nsid w:val="61803368"/>
     <w:multiLevelType w:val="hybridMultilevel"/>
     <w:tmpl w:val="8EA0F158"/>
@@ -12400,7 +12625,7 @@
       </w:rPr>
     </w:lvl>
   </w:abstractNum>
-  <w:abstractNum w:abstractNumId="31" w15:restartNumberingAfterBreak="0">
+  <w:abstractNum w:abstractNumId="32" w15:restartNumberingAfterBreak="0">
     <w:nsid w:val="64F441BF"/>
     <w:multiLevelType w:val="hybridMultilevel"/>
     <w:tmpl w:val="DEF055C4"/>
@@ -12513,7 +12738,7 @@
       </w:rPr>
     </w:lvl>
   </w:abstractNum>
-  <w:abstractNum w:abstractNumId="32" w15:restartNumberingAfterBreak="0">
+  <w:abstractNum w:abstractNumId="33" w15:restartNumberingAfterBreak="0">
     <w:nsid w:val="77BE15AE"/>
     <w:multiLevelType w:val="hybridMultilevel"/>
     <w:tmpl w:val="ED706F6C"/>
@@ -12626,7 +12851,7 @@
       </w:rPr>
     </w:lvl>
   </w:abstractNum>
-  <w:abstractNum w:abstractNumId="33" w15:restartNumberingAfterBreak="0">
+  <w:abstractNum w:abstractNumId="34" w15:restartNumberingAfterBreak="0">
     <w:nsid w:val="799D59F7"/>
     <w:multiLevelType w:val="hybridMultilevel"/>
     <w:tmpl w:val="55C24F74"/>
@@ -12739,7 +12964,7 @@
       </w:rPr>
     </w:lvl>
   </w:abstractNum>
-  <w:abstractNum w:abstractNumId="34" w15:restartNumberingAfterBreak="0">
+  <w:abstractNum w:abstractNumId="35" w15:restartNumberingAfterBreak="0">
     <w:nsid w:val="7B7B6B2E"/>
     <w:multiLevelType w:val="hybridMultilevel"/>
     <w:tmpl w:val="30963566"/>
@@ -12847,7 +13072,7 @@
     <w:abstractNumId w:val="6"/>
   </w:num>
   <w:num w:numId="8">
-    <w:abstractNumId w:val="27"/>
+    <w:abstractNumId w:val="28"/>
   </w:num>
   <w:num w:numId="9">
     <w:abstractNumId w:val="15"/>
@@ -12856,7 +13081,7 @@
     <w:abstractNumId w:val="10"/>
   </w:num>
   <w:num w:numId="11">
-    <w:abstractNumId w:val="32"/>
+    <w:abstractNumId w:val="33"/>
   </w:num>
   <w:num w:numId="12">
     <w:abstractNumId w:val="19"/>
@@ -12871,7 +13096,7 @@
     <w:abstractNumId w:val="26"/>
   </w:num>
   <w:num w:numId="16">
-    <w:abstractNumId w:val="30"/>
+    <w:abstractNumId w:val="31"/>
   </w:num>
   <w:num w:numId="17">
     <w:abstractNumId w:val="21"/>
@@ -12889,7 +13114,7 @@
     <w:abstractNumId w:val="20"/>
   </w:num>
   <w:num w:numId="22">
-    <w:abstractNumId w:val="29"/>
+    <w:abstractNumId w:val="30"/>
   </w:num>
   <w:num w:numId="23">
     <w:abstractNumId w:val="1"/>
@@ -12901,10 +13126,10 @@
     <w:abstractNumId w:val="16"/>
   </w:num>
   <w:num w:numId="26">
-    <w:abstractNumId w:val="28"/>
+    <w:abstractNumId w:val="29"/>
   </w:num>
   <w:num w:numId="27">
-    <w:abstractNumId w:val="33"/>
+    <w:abstractNumId w:val="34"/>
   </w:num>
   <w:num w:numId="28">
     <w:abstractNumId w:val="13"/>
@@ -12922,13 +13147,16 @@
     <w:abstractNumId w:val="4"/>
   </w:num>
   <w:num w:numId="33">
-    <w:abstractNumId w:val="31"/>
+    <w:abstractNumId w:val="32"/>
   </w:num>
   <w:num w:numId="34">
-    <w:abstractNumId w:val="34"/>
+    <w:abstractNumId w:val="35"/>
   </w:num>
   <w:num w:numId="35">
     <w:abstractNumId w:val="12"/>
+  </w:num>
+  <w:num w:numId="36">
+    <w:abstractNumId w:val="27"/>
   </w:num>
   <w:numIdMacAtCleanup w:val="28"/>
 </w:numbering>
@@ -14810,12 +15038,6 @@
 </file>
 
 <file path=customXml/item1.xml><?xml version="1.0" encoding="utf-8"?>
-<p:properties xmlns:p="http://schemas.microsoft.com/office/2006/metadata/properties" xmlns:xsi="http://www.w3.org/2001/XMLSchema-instance" xmlns:pc="http://schemas.microsoft.com/office/infopath/2007/PartnerControls">
-  <documentManagement/>
-</p:properties>
-</file>
-
-<file path=customXml/item2.xml><?xml version="1.0" encoding="utf-8"?>
 <ct:contentTypeSchema xmlns:ct="http://schemas.microsoft.com/office/2006/metadata/contentType" xmlns:ma="http://schemas.microsoft.com/office/2006/metadata/properties/metaAttributes" ct:_="" ma:_="" ma:contentTypeName="Документ" ma:contentTypeID="0x010100895006E4339BF24CAA0F5B167E451061" ma:contentTypeVersion="11" ma:contentTypeDescription="Создание документа." ma:contentTypeScope="" ma:versionID="ee66b34cdb7d5be00a86ac9db559fc97">
   <xsd:schema xmlns:xsd="http://www.w3.org/2001/XMLSchema" xmlns:xs="http://www.w3.org/2001/XMLSchema" xmlns:p="http://schemas.microsoft.com/office/2006/metadata/properties" xmlns:ns3="a1eb269e-cbf3-465a-8e4a-8d42bc45f09f" xmlns:ns4="a042d032-8e16-4c5e-a37e-70d449039bd2" targetNamespace="http://schemas.microsoft.com/office/2006/metadata/properties" ma:root="true" ma:fieldsID="9831aabdbf23b96857ccdb3f4e1a7ec2" ns3:_="" ns4:_="">
     <xsd:import namespace="a1eb269e-cbf3-465a-8e4a-8d42bc45f09f"/>
@@ -15024,6 +15246,12 @@
 </ct:contentTypeSchema>
 </file>
 
+<file path=customXml/item2.xml><?xml version="1.0" encoding="utf-8"?>
+<p:properties xmlns:p="http://schemas.microsoft.com/office/2006/metadata/properties" xmlns:xsi="http://www.w3.org/2001/XMLSchema-instance" xmlns:pc="http://schemas.microsoft.com/office/infopath/2007/PartnerControls">
+  <documentManagement/>
+</p:properties>
+</file>
+
 <file path=customXml/item3.xml><?xml version="1.0" encoding="utf-8"?>
 <?mso-contentType ?>
 <FormTemplates xmlns="http://schemas.microsoft.com/sharepoint/v3/contenttype/forms">
@@ -15038,15 +15266,6 @@
 </file>
 
 <file path=customXml/itemProps1.xml><?xml version="1.0" encoding="utf-8"?>
-<ds:datastoreItem xmlns:ds="http://schemas.openxmlformats.org/officeDocument/2006/customXml" ds:itemID="{D1D02F96-5624-48FE-AB5F-467181C3EDC1}">
-  <ds:schemaRefs>
-    <ds:schemaRef ds:uri="http://schemas.microsoft.com/office/2006/metadata/properties"/>
-    <ds:schemaRef ds:uri="http://schemas.microsoft.com/office/infopath/2007/PartnerControls"/>
-  </ds:schemaRefs>
-</ds:datastoreItem>
-</file>
-
-<file path=customXml/itemProps2.xml><?xml version="1.0" encoding="utf-8"?>
 <ds:datastoreItem xmlns:ds="http://schemas.openxmlformats.org/officeDocument/2006/customXml" ds:itemID="{BE06CD11-97E7-4DA4-A1E7-C20845DD652C}">
   <ds:schemaRefs>
     <ds:schemaRef ds:uri="http://schemas.microsoft.com/office/2006/metadata/contentType"/>
@@ -15065,6 +15284,15 @@
 </ds:datastoreItem>
 </file>
 
+<file path=customXml/itemProps2.xml><?xml version="1.0" encoding="utf-8"?>
+<ds:datastoreItem xmlns:ds="http://schemas.openxmlformats.org/officeDocument/2006/customXml" ds:itemID="{D1D02F96-5624-48FE-AB5F-467181C3EDC1}">
+  <ds:schemaRefs>
+    <ds:schemaRef ds:uri="http://schemas.microsoft.com/office/2006/metadata/properties"/>
+    <ds:schemaRef ds:uri="http://schemas.microsoft.com/office/infopath/2007/PartnerControls"/>
+  </ds:schemaRefs>
+</ds:datastoreItem>
+</file>
+
 <file path=customXml/itemProps3.xml><?xml version="1.0" encoding="utf-8"?>
 <ds:datastoreItem xmlns:ds="http://schemas.openxmlformats.org/officeDocument/2006/customXml" ds:itemID="{C545EDB0-6DA9-4573-8FDA-4B7CDBF5EFD9}">
   <ds:schemaRefs>
@@ -15074,7 +15302,7 @@
 </file>
 
 <file path=customXml/itemProps4.xml><?xml version="1.0" encoding="utf-8"?>
-<ds:datastoreItem xmlns:ds="http://schemas.openxmlformats.org/officeDocument/2006/customXml" ds:itemID="{4C88AC2E-E007-419B-9F9B-5BF6A389A126}">
+<ds:datastoreItem xmlns:ds="http://schemas.openxmlformats.org/officeDocument/2006/customXml" ds:itemID="{5960AF46-5657-43B4-8998-1458AE6EDE12}">
   <ds:schemaRefs>
     <ds:schemaRef ds:uri="http://schemas.openxmlformats.org/officeDocument/2006/bibliography"/>
   </ds:schemaRefs>
